--- a/EXPERIMNET 03.docx
+++ b/EXPERIMNET 03.docx
@@ -41,7 +41,7 @@
           <w:color w:val="212529"/>
           <w:shd w:val="clear" w:color="auto" w:fill="FFFFFF"/>
         </w:rPr>
-        <w:t>1.Select employees with salaries greater than 7000.</w:t>
+        <w:t>Select employees with salaries greater than 7000.</w:t>
       </w:r>
     </w:p>
     <w:p>
@@ -1382,31 +1382,1377 @@
           <w:shd w:val="clear" w:color="auto" w:fill="FFFFFF"/>
         </w:rPr>
       </w:pPr>
-    </w:p>
-    <w:p>
-      <w:pPr>
-        <w:pStyle w:val="ListParagraph"/>
-        <w:rPr>
-          <w:rFonts w:ascii="Poppins" w:hAnsi="Poppins" w:cs="Poppins"/>
-          <w:color w:val="212529"/>
-          <w:shd w:val="clear" w:color="auto" w:fill="FFFFFF"/>
-        </w:rPr>
-      </w:pPr>
-    </w:p>
-    <w:p>
-      <w:pPr>
-        <w:pStyle w:val="ListParagraph"/>
-        <w:rPr>
-          <w:lang w:val="en-US"/>
-        </w:rPr>
-      </w:pPr>
-    </w:p>
-    <w:p>
-      <w:pPr>
-        <w:rPr>
-          <w:lang w:val="en-US"/>
-        </w:rPr>
-      </w:pPr>
+      <w:r>
+        <w:rPr>
+          <w:rFonts w:ascii="Poppins" w:hAnsi="Poppins" w:cs="Poppins"/>
+          <w:color w:val="212529"/>
+          <w:shd w:val="clear" w:color="auto" w:fill="FFFFFF"/>
+        </w:rPr>
+        <w:t>UPDATE Employee__56 SET SALARY=SALARY+(SALARY*0.</w:t>
+      </w:r>
+      <w:proofErr w:type="gramStart"/>
+      <w:r>
+        <w:rPr>
+          <w:rFonts w:ascii="Poppins" w:hAnsi="Poppins" w:cs="Poppins"/>
+          <w:color w:val="212529"/>
+          <w:shd w:val="clear" w:color="auto" w:fill="FFFFFF"/>
+        </w:rPr>
+        <w:t>05)WHERE</w:t>
+      </w:r>
+      <w:proofErr w:type="gramEnd"/>
+      <w:r>
+        <w:rPr>
+          <w:rFonts w:ascii="Poppins" w:hAnsi="Poppins" w:cs="Poppins"/>
+          <w:color w:val="212529"/>
+          <w:shd w:val="clear" w:color="auto" w:fill="FFFFFF"/>
+        </w:rPr>
+        <w:t xml:space="preserve"> Dept='Production';</w:t>
+      </w:r>
+    </w:p>
+    <w:p>
+      <w:pPr>
+        <w:pStyle w:val="ListParagraph"/>
+        <w:rPr>
+          <w:rFonts w:ascii="Poppins" w:hAnsi="Poppins" w:cs="Poppins"/>
+          <w:color w:val="212529"/>
+          <w:shd w:val="clear" w:color="auto" w:fill="FFFFFF"/>
+        </w:rPr>
+      </w:pPr>
+    </w:p>
+    <w:p>
+      <w:pPr>
+        <w:pStyle w:val="ListParagraph"/>
+        <w:rPr>
+          <w:rFonts w:ascii="Poppins" w:hAnsi="Poppins" w:cs="Poppins"/>
+          <w:color w:val="212529"/>
+          <w:shd w:val="clear" w:color="auto" w:fill="FFFFFF"/>
+        </w:rPr>
+      </w:pPr>
+      <w:proofErr w:type="gramStart"/>
+      <w:r>
+        <w:rPr>
+          <w:rFonts w:ascii="Poppins" w:hAnsi="Poppins" w:cs="Poppins"/>
+          <w:color w:val="212529"/>
+          <w:shd w:val="clear" w:color="auto" w:fill="FFFFFF"/>
+        </w:rPr>
+        <w:t>Output :</w:t>
+      </w:r>
+      <w:proofErr w:type="gramEnd"/>
+    </w:p>
+    <w:p>
+      <w:pPr>
+        <w:pStyle w:val="ListParagraph"/>
+        <w:rPr>
+          <w:rFonts w:ascii="Poppins" w:hAnsi="Poppins" w:cs="Poppins"/>
+          <w:color w:val="212529"/>
+          <w:shd w:val="clear" w:color="auto" w:fill="FFFFFF"/>
+        </w:rPr>
+      </w:pPr>
+    </w:p>
+    <w:p>
+      <w:pPr>
+        <w:pStyle w:val="ListParagraph"/>
+        <w:rPr>
+          <w:rFonts w:ascii="Poppins" w:hAnsi="Poppins" w:cs="Poppins"/>
+          <w:color w:val="212529"/>
+          <w:shd w:val="clear" w:color="auto" w:fill="FFFFFF"/>
+        </w:rPr>
+      </w:pPr>
+      <w:r>
+        <w:rPr>
+          <w:rFonts w:ascii="Poppins" w:hAnsi="Poppins" w:cs="Poppins"/>
+          <w:noProof/>
+          <w:color w:val="212529"/>
+          <w:shd w:val="clear" w:color="auto" w:fill="FFFFFF"/>
+        </w:rPr>
+        <w:drawing>
+          <wp:inline distT="0" distB="0" distL="0" distR="0" wp14:anchorId="0446082B" wp14:editId="4E6D3501">
+            <wp:extent cx="3305636" cy="971686"/>
+            <wp:effectExtent l="0" t="0" r="0" b="0"/>
+            <wp:docPr id="1" name="Picture 1"/>
+            <wp:cNvGraphicFramePr>
+              <a:graphicFrameLocks xmlns:a="http://schemas.openxmlformats.org/drawingml/2006/main" noChangeAspect="1"/>
+            </wp:cNvGraphicFramePr>
+            <a:graphic xmlns:a="http://schemas.openxmlformats.org/drawingml/2006/main">
+              <a:graphicData uri="http://schemas.openxmlformats.org/drawingml/2006/picture">
+                <pic:pic xmlns:pic="http://schemas.openxmlformats.org/drawingml/2006/picture">
+                  <pic:nvPicPr>
+                    <pic:cNvPr id="1" name="Picture 1"/>
+                    <pic:cNvPicPr/>
+                  </pic:nvPicPr>
+                  <pic:blipFill>
+                    <a:blip r:embed="rId11">
+                      <a:extLst>
+                        <a:ext uri="{28A0092B-C50C-407E-A947-70E740481C1C}">
+                          <a14:useLocalDpi xmlns:a14="http://schemas.microsoft.com/office/drawing/2010/main" val="0"/>
+                        </a:ext>
+                      </a:extLst>
+                    </a:blip>
+                    <a:stretch>
+                      <a:fillRect/>
+                    </a:stretch>
+                  </pic:blipFill>
+                  <pic:spPr>
+                    <a:xfrm>
+                      <a:off x="0" y="0"/>
+                      <a:ext cx="3305636" cy="971686"/>
+                    </a:xfrm>
+                    <a:prstGeom prst="rect">
+                      <a:avLst/>
+                    </a:prstGeom>
+                  </pic:spPr>
+                </pic:pic>
+              </a:graphicData>
+            </a:graphic>
+          </wp:inline>
+        </w:drawing>
+      </w:r>
+    </w:p>
+    <w:p>
+      <w:pPr>
+        <w:pStyle w:val="ListParagraph"/>
+        <w:rPr>
+          <w:rFonts w:ascii="Poppins" w:hAnsi="Poppins" w:cs="Poppins"/>
+          <w:color w:val="212529"/>
+          <w:shd w:val="clear" w:color="auto" w:fill="FFFFFF"/>
+        </w:rPr>
+      </w:pPr>
+    </w:p>
+    <w:p>
+      <w:pPr>
+        <w:pStyle w:val="ListParagraph"/>
+        <w:numPr>
+          <w:ilvl w:val="0"/>
+          <w:numId w:val="1"/>
+        </w:numPr>
+        <w:rPr>
+          <w:lang w:val="en-US"/>
+        </w:rPr>
+      </w:pPr>
+      <w:r>
+        <w:rPr>
+          <w:rFonts w:ascii="Poppins" w:hAnsi="Poppins" w:cs="Poppins"/>
+          <w:color w:val="212529"/>
+          <w:sz w:val="23"/>
+          <w:szCs w:val="23"/>
+          <w:shd w:val="clear" w:color="auto" w:fill="FFFFFF"/>
+        </w:rPr>
+        <w:t>Delete all employees with salaries below 7000.</w:t>
+      </w:r>
+    </w:p>
+    <w:p>
+      <w:pPr>
+        <w:pStyle w:val="ListParagraph"/>
+        <w:rPr>
+          <w:rFonts w:ascii="Poppins" w:hAnsi="Poppins" w:cs="Poppins"/>
+          <w:color w:val="212529"/>
+          <w:sz w:val="23"/>
+          <w:szCs w:val="23"/>
+          <w:shd w:val="clear" w:color="auto" w:fill="FFFFFF"/>
+        </w:rPr>
+      </w:pPr>
+    </w:p>
+    <w:p>
+      <w:pPr>
+        <w:pStyle w:val="ListParagraph"/>
+        <w:rPr>
+          <w:lang w:val="en-US"/>
+        </w:rPr>
+      </w:pPr>
+      <w:r>
+        <w:rPr>
+          <w:lang w:val="en-US"/>
+        </w:rPr>
+        <w:t>DELETE FROM Employee_56 WHERE SALARY&lt;7000;</w:t>
+      </w:r>
+    </w:p>
+    <w:p>
+      <w:pPr>
+        <w:pStyle w:val="ListParagraph"/>
+        <w:rPr>
+          <w:lang w:val="en-US"/>
+        </w:rPr>
+      </w:pPr>
+    </w:p>
+    <w:p>
+      <w:pPr>
+        <w:pStyle w:val="ListParagraph"/>
+        <w:rPr>
+          <w:lang w:val="en-US"/>
+        </w:rPr>
+      </w:pPr>
+      <w:proofErr w:type="gramStart"/>
+      <w:r>
+        <w:rPr>
+          <w:lang w:val="en-US"/>
+        </w:rPr>
+        <w:t>OUTPUT :</w:t>
+      </w:r>
+      <w:proofErr w:type="gramEnd"/>
+    </w:p>
+    <w:p>
+      <w:pPr>
+        <w:pStyle w:val="ListParagraph"/>
+        <w:rPr>
+          <w:lang w:val="en-US"/>
+        </w:rPr>
+      </w:pPr>
+    </w:p>
+    <w:p>
+      <w:pPr>
+        <w:pStyle w:val="ListParagraph"/>
+        <w:rPr>
+          <w:lang w:val="en-US"/>
+        </w:rPr>
+      </w:pPr>
+      <w:r>
+        <w:rPr>
+          <w:noProof/>
+          <w:lang w:val="en-US"/>
+        </w:rPr>
+        <w:drawing>
+          <wp:inline distT="0" distB="0" distL="0" distR="0" wp14:anchorId="709751B7" wp14:editId="14A499E1">
+            <wp:extent cx="3343742" cy="1019317"/>
+            <wp:effectExtent l="0" t="0" r="9525" b="9525"/>
+            <wp:docPr id="2" name="Picture 2"/>
+            <wp:cNvGraphicFramePr>
+              <a:graphicFrameLocks xmlns:a="http://schemas.openxmlformats.org/drawingml/2006/main" noChangeAspect="1"/>
+            </wp:cNvGraphicFramePr>
+            <a:graphic xmlns:a="http://schemas.openxmlformats.org/drawingml/2006/main">
+              <a:graphicData uri="http://schemas.openxmlformats.org/drawingml/2006/picture">
+                <pic:pic xmlns:pic="http://schemas.openxmlformats.org/drawingml/2006/picture">
+                  <pic:nvPicPr>
+                    <pic:cNvPr id="2" name="Picture 2"/>
+                    <pic:cNvPicPr/>
+                  </pic:nvPicPr>
+                  <pic:blipFill>
+                    <a:blip r:embed="rId12">
+                      <a:extLst>
+                        <a:ext uri="{28A0092B-C50C-407E-A947-70E740481C1C}">
+                          <a14:useLocalDpi xmlns:a14="http://schemas.microsoft.com/office/drawing/2010/main" val="0"/>
+                        </a:ext>
+                      </a:extLst>
+                    </a:blip>
+                    <a:stretch>
+                      <a:fillRect/>
+                    </a:stretch>
+                  </pic:blipFill>
+                  <pic:spPr>
+                    <a:xfrm>
+                      <a:off x="0" y="0"/>
+                      <a:ext cx="3343742" cy="1019317"/>
+                    </a:xfrm>
+                    <a:prstGeom prst="rect">
+                      <a:avLst/>
+                    </a:prstGeom>
+                  </pic:spPr>
+                </pic:pic>
+              </a:graphicData>
+            </a:graphic>
+          </wp:inline>
+        </w:drawing>
+      </w:r>
+    </w:p>
+    <w:p>
+      <w:pPr>
+        <w:pStyle w:val="ListParagraph"/>
+        <w:rPr>
+          <w:lang w:val="en-US"/>
+        </w:rPr>
+      </w:pPr>
+    </w:p>
+    <w:p>
+      <w:pPr>
+        <w:pStyle w:val="ListParagraph"/>
+        <w:numPr>
+          <w:ilvl w:val="0"/>
+          <w:numId w:val="1"/>
+        </w:numPr>
+        <w:rPr>
+          <w:lang w:val="en-US"/>
+        </w:rPr>
+      </w:pPr>
+      <w:r>
+        <w:rPr>
+          <w:rFonts w:ascii="Poppins" w:hAnsi="Poppins" w:cs="Poppins"/>
+          <w:color w:val="212529"/>
+          <w:sz w:val="23"/>
+          <w:szCs w:val="23"/>
+          <w:shd w:val="clear" w:color="auto" w:fill="FFFFFF"/>
+        </w:rPr>
+        <w:t> Find the employee with the lowest salary and display their name and salary.</w:t>
+      </w:r>
+    </w:p>
+    <w:p>
+      <w:pPr>
+        <w:pStyle w:val="ListParagraph"/>
+        <w:rPr>
+          <w:rFonts w:ascii="Poppins" w:hAnsi="Poppins" w:cs="Poppins"/>
+          <w:color w:val="212529"/>
+          <w:sz w:val="23"/>
+          <w:szCs w:val="23"/>
+          <w:shd w:val="clear" w:color="auto" w:fill="FFFFFF"/>
+        </w:rPr>
+      </w:pPr>
+    </w:p>
+    <w:p>
+      <w:pPr>
+        <w:pStyle w:val="ListParagraph"/>
+        <w:rPr>
+          <w:lang w:val="en-US"/>
+        </w:rPr>
+      </w:pPr>
+      <w:r>
+        <w:rPr>
+          <w:lang w:val="en-US"/>
+        </w:rPr>
+        <w:t>SELECT EMP_</w:t>
+      </w:r>
+      <w:proofErr w:type="gramStart"/>
+      <w:r>
+        <w:rPr>
+          <w:lang w:val="en-US"/>
+        </w:rPr>
+        <w:t>NAME,SALARY</w:t>
+      </w:r>
+      <w:proofErr w:type="gramEnd"/>
+      <w:r>
+        <w:rPr>
+          <w:lang w:val="en-US"/>
+        </w:rPr>
+        <w:t xml:space="preserve"> FROM Employee__56 WHERE SALARY=(SELECT MIN(SALARY)FROM Employee__56);</w:t>
+      </w:r>
+    </w:p>
+    <w:p>
+      <w:pPr>
+        <w:pStyle w:val="ListParagraph"/>
+        <w:rPr>
+          <w:lang w:val="en-US"/>
+        </w:rPr>
+      </w:pPr>
+    </w:p>
+    <w:p>
+      <w:pPr>
+        <w:pStyle w:val="ListParagraph"/>
+        <w:rPr>
+          <w:lang w:val="en-US"/>
+        </w:rPr>
+      </w:pPr>
+      <w:proofErr w:type="gramStart"/>
+      <w:r>
+        <w:rPr>
+          <w:lang w:val="en-US"/>
+        </w:rPr>
+        <w:t>Output :</w:t>
+      </w:r>
+      <w:proofErr w:type="gramEnd"/>
+    </w:p>
+    <w:p>
+      <w:pPr>
+        <w:pStyle w:val="ListParagraph"/>
+        <w:rPr>
+          <w:lang w:val="en-US"/>
+        </w:rPr>
+      </w:pPr>
+    </w:p>
+    <w:p>
+      <w:pPr>
+        <w:pStyle w:val="ListParagraph"/>
+        <w:rPr>
+          <w:lang w:val="en-US"/>
+        </w:rPr>
+      </w:pPr>
+      <w:r>
+        <w:rPr>
+          <w:noProof/>
+          <w:lang w:val="en-US"/>
+        </w:rPr>
+        <w:drawing>
+          <wp:inline distT="0" distB="0" distL="0" distR="0" wp14:anchorId="1C3B8D0D" wp14:editId="73639C7C">
+            <wp:extent cx="1867161" cy="438211"/>
+            <wp:effectExtent l="0" t="0" r="0" b="0"/>
+            <wp:docPr id="7" name="Picture 7"/>
+            <wp:cNvGraphicFramePr>
+              <a:graphicFrameLocks xmlns:a="http://schemas.openxmlformats.org/drawingml/2006/main" noChangeAspect="1"/>
+            </wp:cNvGraphicFramePr>
+            <a:graphic xmlns:a="http://schemas.openxmlformats.org/drawingml/2006/main">
+              <a:graphicData uri="http://schemas.openxmlformats.org/drawingml/2006/picture">
+                <pic:pic xmlns:pic="http://schemas.openxmlformats.org/drawingml/2006/picture">
+                  <pic:nvPicPr>
+                    <pic:cNvPr id="7" name="Picture 7"/>
+                    <pic:cNvPicPr/>
+                  </pic:nvPicPr>
+                  <pic:blipFill>
+                    <a:blip r:embed="rId13">
+                      <a:extLst>
+                        <a:ext uri="{28A0092B-C50C-407E-A947-70E740481C1C}">
+                          <a14:useLocalDpi xmlns:a14="http://schemas.microsoft.com/office/drawing/2010/main" val="0"/>
+                        </a:ext>
+                      </a:extLst>
+                    </a:blip>
+                    <a:stretch>
+                      <a:fillRect/>
+                    </a:stretch>
+                  </pic:blipFill>
+                  <pic:spPr>
+                    <a:xfrm>
+                      <a:off x="0" y="0"/>
+                      <a:ext cx="1867161" cy="438211"/>
+                    </a:xfrm>
+                    <a:prstGeom prst="rect">
+                      <a:avLst/>
+                    </a:prstGeom>
+                  </pic:spPr>
+                </pic:pic>
+              </a:graphicData>
+            </a:graphic>
+          </wp:inline>
+        </w:drawing>
+      </w:r>
+    </w:p>
+    <w:p>
+      <w:pPr>
+        <w:pStyle w:val="ListParagraph"/>
+        <w:rPr>
+          <w:lang w:val="en-US"/>
+        </w:rPr>
+      </w:pPr>
+    </w:p>
+    <w:p>
+      <w:pPr>
+        <w:pStyle w:val="ListParagraph"/>
+        <w:numPr>
+          <w:ilvl w:val="0"/>
+          <w:numId w:val="1"/>
+        </w:numPr>
+        <w:rPr>
+          <w:lang w:val="en-US"/>
+        </w:rPr>
+      </w:pPr>
+      <w:r>
+        <w:rPr>
+          <w:rFonts w:ascii="Poppins" w:hAnsi="Poppins" w:cs="Poppins"/>
+          <w:color w:val="212529"/>
+          <w:sz w:val="23"/>
+          <w:szCs w:val="23"/>
+          <w:shd w:val="clear" w:color="auto" w:fill="FFFFFF"/>
+        </w:rPr>
+        <w:t>Update the salary of employees in the 'Marketing' department to 8200.00.</w:t>
+      </w:r>
+    </w:p>
+    <w:p>
+      <w:pPr>
+        <w:pStyle w:val="ListParagraph"/>
+        <w:rPr>
+          <w:rFonts w:ascii="Poppins" w:hAnsi="Poppins" w:cs="Poppins"/>
+          <w:color w:val="212529"/>
+          <w:sz w:val="23"/>
+          <w:szCs w:val="23"/>
+          <w:shd w:val="clear" w:color="auto" w:fill="FFFFFF"/>
+        </w:rPr>
+      </w:pPr>
+    </w:p>
+    <w:p>
+      <w:pPr>
+        <w:pStyle w:val="ListParagraph"/>
+        <w:rPr>
+          <w:lang w:val="en-US"/>
+        </w:rPr>
+      </w:pPr>
+      <w:r>
+        <w:rPr>
+          <w:lang w:val="en-US"/>
+        </w:rPr>
+        <w:t>Update Employee__56 set SALARY=8200 where DEPT='Marketing';</w:t>
+      </w:r>
+    </w:p>
+    <w:p>
+      <w:pPr>
+        <w:pStyle w:val="ListParagraph"/>
+        <w:rPr>
+          <w:lang w:val="en-US"/>
+        </w:rPr>
+      </w:pPr>
+    </w:p>
+    <w:p>
+      <w:pPr>
+        <w:pStyle w:val="ListParagraph"/>
+        <w:rPr>
+          <w:lang w:val="en-US"/>
+        </w:rPr>
+      </w:pPr>
+      <w:proofErr w:type="gramStart"/>
+      <w:r>
+        <w:rPr>
+          <w:lang w:val="en-US"/>
+        </w:rPr>
+        <w:lastRenderedPageBreak/>
+        <w:t>Output :</w:t>
+      </w:r>
+      <w:proofErr w:type="gramEnd"/>
+    </w:p>
+    <w:p>
+      <w:pPr>
+        <w:pStyle w:val="ListParagraph"/>
+        <w:rPr>
+          <w:lang w:val="en-US"/>
+        </w:rPr>
+      </w:pPr>
+    </w:p>
+    <w:p>
+      <w:pPr>
+        <w:pStyle w:val="ListParagraph"/>
+        <w:rPr>
+          <w:lang w:val="en-US"/>
+        </w:rPr>
+      </w:pPr>
+      <w:r>
+        <w:rPr>
+          <w:noProof/>
+          <w:lang w:val="en-US"/>
+        </w:rPr>
+        <w:drawing>
+          <wp:inline distT="0" distB="0" distL="0" distR="0" wp14:anchorId="29AD943D" wp14:editId="006B15C3">
+            <wp:extent cx="3315163" cy="971686"/>
+            <wp:effectExtent l="0" t="0" r="0" b="0"/>
+            <wp:docPr id="10" name="Picture 10"/>
+            <wp:cNvGraphicFramePr>
+              <a:graphicFrameLocks xmlns:a="http://schemas.openxmlformats.org/drawingml/2006/main" noChangeAspect="1"/>
+            </wp:cNvGraphicFramePr>
+            <a:graphic xmlns:a="http://schemas.openxmlformats.org/drawingml/2006/main">
+              <a:graphicData uri="http://schemas.openxmlformats.org/drawingml/2006/picture">
+                <pic:pic xmlns:pic="http://schemas.openxmlformats.org/drawingml/2006/picture">
+                  <pic:nvPicPr>
+                    <pic:cNvPr id="10" name="Picture 10"/>
+                    <pic:cNvPicPr/>
+                  </pic:nvPicPr>
+                  <pic:blipFill>
+                    <a:blip r:embed="rId14">
+                      <a:extLst>
+                        <a:ext uri="{28A0092B-C50C-407E-A947-70E740481C1C}">
+                          <a14:useLocalDpi xmlns:a14="http://schemas.microsoft.com/office/drawing/2010/main" val="0"/>
+                        </a:ext>
+                      </a:extLst>
+                    </a:blip>
+                    <a:stretch>
+                      <a:fillRect/>
+                    </a:stretch>
+                  </pic:blipFill>
+                  <pic:spPr>
+                    <a:xfrm>
+                      <a:off x="0" y="0"/>
+                      <a:ext cx="3315163" cy="971686"/>
+                    </a:xfrm>
+                    <a:prstGeom prst="rect">
+                      <a:avLst/>
+                    </a:prstGeom>
+                  </pic:spPr>
+                </pic:pic>
+              </a:graphicData>
+            </a:graphic>
+          </wp:inline>
+        </w:drawing>
+      </w:r>
+    </w:p>
+    <w:p>
+      <w:pPr>
+        <w:pStyle w:val="ListParagraph"/>
+        <w:rPr>
+          <w:lang w:val="en-US"/>
+        </w:rPr>
+      </w:pPr>
+    </w:p>
+    <w:p>
+      <w:pPr>
+        <w:pStyle w:val="ListParagraph"/>
+        <w:numPr>
+          <w:ilvl w:val="0"/>
+          <w:numId w:val="1"/>
+        </w:numPr>
+        <w:rPr>
+          <w:lang w:val="en-US"/>
+        </w:rPr>
+      </w:pPr>
+      <w:r>
+        <w:rPr>
+          <w:rFonts w:ascii="Poppins" w:hAnsi="Poppins" w:cs="Poppins"/>
+          <w:color w:val="212529"/>
+          <w:sz w:val="23"/>
+          <w:szCs w:val="23"/>
+          <w:shd w:val="clear" w:color="auto" w:fill="FFFFFF"/>
+        </w:rPr>
+        <w:t>Find the names of all employees starting with the alphabet 'A':</w:t>
+      </w:r>
+    </w:p>
+    <w:p>
+      <w:pPr>
+        <w:pStyle w:val="ListParagraph"/>
+        <w:rPr>
+          <w:rFonts w:ascii="Poppins" w:hAnsi="Poppins" w:cs="Poppins"/>
+          <w:color w:val="212529"/>
+          <w:sz w:val="23"/>
+          <w:szCs w:val="23"/>
+          <w:shd w:val="clear" w:color="auto" w:fill="FFFFFF"/>
+        </w:rPr>
+      </w:pPr>
+    </w:p>
+    <w:p>
+      <w:pPr>
+        <w:pStyle w:val="ListParagraph"/>
+        <w:rPr>
+          <w:lang w:val="en-US"/>
+        </w:rPr>
+      </w:pPr>
+      <w:r>
+        <w:rPr>
+          <w:lang w:val="en-US"/>
+        </w:rPr>
+        <w:t>SELECT EMP_NAME FROM Employee__56 where EMP_NAME LIKE 'A%';</w:t>
+      </w:r>
+    </w:p>
+    <w:p>
+      <w:pPr>
+        <w:pStyle w:val="ListParagraph"/>
+        <w:rPr>
+          <w:lang w:val="en-US"/>
+        </w:rPr>
+      </w:pPr>
+    </w:p>
+    <w:p>
+      <w:pPr>
+        <w:pStyle w:val="ListParagraph"/>
+        <w:rPr>
+          <w:lang w:val="en-US"/>
+        </w:rPr>
+      </w:pPr>
+      <w:proofErr w:type="gramStart"/>
+      <w:r>
+        <w:rPr>
+          <w:lang w:val="en-US"/>
+        </w:rPr>
+        <w:t>Output :</w:t>
+      </w:r>
+      <w:proofErr w:type="gramEnd"/>
+    </w:p>
+    <w:p>
+      <w:pPr>
+        <w:pStyle w:val="ListParagraph"/>
+        <w:rPr>
+          <w:lang w:val="en-US"/>
+        </w:rPr>
+      </w:pPr>
+    </w:p>
+    <w:p>
+      <w:pPr>
+        <w:pStyle w:val="ListParagraph"/>
+        <w:rPr>
+          <w:lang w:val="en-US"/>
+        </w:rPr>
+      </w:pPr>
+      <w:r>
+        <w:rPr>
+          <w:noProof/>
+          <w:lang w:val="en-US"/>
+        </w:rPr>
+        <w:drawing>
+          <wp:inline distT="0" distB="0" distL="0" distR="0" wp14:anchorId="77EF9AF5" wp14:editId="07996392">
+            <wp:extent cx="1209844" cy="409632"/>
+            <wp:effectExtent l="0" t="0" r="9525" b="9525"/>
+            <wp:docPr id="11" name="Picture 11"/>
+            <wp:cNvGraphicFramePr>
+              <a:graphicFrameLocks xmlns:a="http://schemas.openxmlformats.org/drawingml/2006/main" noChangeAspect="1"/>
+            </wp:cNvGraphicFramePr>
+            <a:graphic xmlns:a="http://schemas.openxmlformats.org/drawingml/2006/main">
+              <a:graphicData uri="http://schemas.openxmlformats.org/drawingml/2006/picture">
+                <pic:pic xmlns:pic="http://schemas.openxmlformats.org/drawingml/2006/picture">
+                  <pic:nvPicPr>
+                    <pic:cNvPr id="11" name="Picture 11"/>
+                    <pic:cNvPicPr/>
+                  </pic:nvPicPr>
+                  <pic:blipFill>
+                    <a:blip r:embed="rId15">
+                      <a:extLst>
+                        <a:ext uri="{28A0092B-C50C-407E-A947-70E740481C1C}">
+                          <a14:useLocalDpi xmlns:a14="http://schemas.microsoft.com/office/drawing/2010/main" val="0"/>
+                        </a:ext>
+                      </a:extLst>
+                    </a:blip>
+                    <a:stretch>
+                      <a:fillRect/>
+                    </a:stretch>
+                  </pic:blipFill>
+                  <pic:spPr>
+                    <a:xfrm>
+                      <a:off x="0" y="0"/>
+                      <a:ext cx="1209844" cy="409632"/>
+                    </a:xfrm>
+                    <a:prstGeom prst="rect">
+                      <a:avLst/>
+                    </a:prstGeom>
+                  </pic:spPr>
+                </pic:pic>
+              </a:graphicData>
+            </a:graphic>
+          </wp:inline>
+        </w:drawing>
+      </w:r>
+    </w:p>
+    <w:p>
+      <w:pPr>
+        <w:pStyle w:val="ListParagraph"/>
+        <w:rPr>
+          <w:lang w:val="en-US"/>
+        </w:rPr>
+      </w:pPr>
+    </w:p>
+    <w:p>
+      <w:pPr>
+        <w:pStyle w:val="ListParagraph"/>
+        <w:numPr>
+          <w:ilvl w:val="0"/>
+          <w:numId w:val="1"/>
+        </w:numPr>
+        <w:rPr>
+          <w:lang w:val="en-US"/>
+        </w:rPr>
+      </w:pPr>
+      <w:r>
+        <w:rPr>
+          <w:rFonts w:ascii="Poppins" w:hAnsi="Poppins" w:cs="Poppins"/>
+          <w:color w:val="212529"/>
+          <w:sz w:val="23"/>
+          <w:szCs w:val="23"/>
+          <w:shd w:val="clear" w:color="auto" w:fill="FFFFFF"/>
+        </w:rPr>
+        <w:t xml:space="preserve">List the names of all employees whose </w:t>
+      </w:r>
+      <w:proofErr w:type="spellStart"/>
+      <w:r>
+        <w:rPr>
+          <w:rFonts w:ascii="Poppins" w:hAnsi="Poppins" w:cs="Poppins"/>
+          <w:color w:val="212529"/>
+          <w:sz w:val="23"/>
+          <w:szCs w:val="23"/>
+          <w:shd w:val="clear" w:color="auto" w:fill="FFFFFF"/>
+        </w:rPr>
+        <w:t>empname</w:t>
+      </w:r>
+      <w:proofErr w:type="spellEnd"/>
+      <w:r>
+        <w:rPr>
+          <w:rFonts w:ascii="Poppins" w:hAnsi="Poppins" w:cs="Poppins"/>
+          <w:color w:val="212529"/>
+          <w:sz w:val="23"/>
+          <w:szCs w:val="23"/>
+          <w:shd w:val="clear" w:color="auto" w:fill="FFFFFF"/>
+        </w:rPr>
+        <w:t xml:space="preserve"> contains the substring 'it':</w:t>
+      </w:r>
+    </w:p>
+    <w:p>
+      <w:pPr>
+        <w:pStyle w:val="ListParagraph"/>
+        <w:rPr>
+          <w:rFonts w:ascii="Poppins" w:hAnsi="Poppins" w:cs="Poppins"/>
+          <w:color w:val="212529"/>
+          <w:sz w:val="23"/>
+          <w:szCs w:val="23"/>
+          <w:shd w:val="clear" w:color="auto" w:fill="FFFFFF"/>
+        </w:rPr>
+      </w:pPr>
+    </w:p>
+    <w:p>
+      <w:pPr>
+        <w:pStyle w:val="ListParagraph"/>
+        <w:rPr>
+          <w:lang w:val="en-US"/>
+        </w:rPr>
+      </w:pPr>
+      <w:r>
+        <w:rPr>
+          <w:lang w:val="en-US"/>
+        </w:rPr>
+        <w:t>SELECT * FROM Employee__56 WHERE UPPER(</w:t>
+      </w:r>
+      <w:proofErr w:type="spellStart"/>
+      <w:r>
+        <w:rPr>
+          <w:lang w:val="en-US"/>
+        </w:rPr>
+        <w:t>Emp_</w:t>
+      </w:r>
+      <w:proofErr w:type="gramStart"/>
+      <w:r>
+        <w:rPr>
+          <w:lang w:val="en-US"/>
+        </w:rPr>
+        <w:t>name</w:t>
+      </w:r>
+      <w:proofErr w:type="spellEnd"/>
+      <w:r>
+        <w:rPr>
+          <w:lang w:val="en-US"/>
+        </w:rPr>
+        <w:t>)LIKE</w:t>
+      </w:r>
+      <w:proofErr w:type="gramEnd"/>
+      <w:r>
+        <w:rPr>
+          <w:lang w:val="en-US"/>
+        </w:rPr>
+        <w:t xml:space="preserve"> '%it%';</w:t>
+      </w:r>
+    </w:p>
+    <w:p>
+      <w:pPr>
+        <w:pStyle w:val="ListParagraph"/>
+        <w:rPr>
+          <w:lang w:val="en-US"/>
+        </w:rPr>
+      </w:pPr>
+    </w:p>
+    <w:p>
+      <w:pPr>
+        <w:pStyle w:val="ListParagraph"/>
+        <w:rPr>
+          <w:lang w:val="en-US"/>
+        </w:rPr>
+      </w:pPr>
+      <w:proofErr w:type="gramStart"/>
+      <w:r>
+        <w:rPr>
+          <w:lang w:val="en-US"/>
+        </w:rPr>
+        <w:t>Output :</w:t>
+      </w:r>
+      <w:proofErr w:type="gramEnd"/>
+      <w:r>
+        <w:rPr>
+          <w:lang w:val="en-US"/>
+        </w:rPr>
+        <w:t xml:space="preserve"> </w:t>
+      </w:r>
+    </w:p>
+    <w:p>
+      <w:pPr>
+        <w:pStyle w:val="ListParagraph"/>
+        <w:rPr>
+          <w:lang w:val="en-US"/>
+        </w:rPr>
+      </w:pPr>
+    </w:p>
+    <w:p>
+      <w:pPr>
+        <w:pStyle w:val="ListParagraph"/>
+        <w:rPr>
+          <w:lang w:val="en-US"/>
+        </w:rPr>
+      </w:pPr>
+      <w:r>
+        <w:rPr>
+          <w:noProof/>
+          <w:lang w:val="en-US"/>
+        </w:rPr>
+        <w:drawing>
+          <wp:inline distT="0" distB="0" distL="0" distR="0" wp14:anchorId="7C28F805" wp14:editId="3D78A202">
+            <wp:extent cx="2857899" cy="590632"/>
+            <wp:effectExtent l="0" t="0" r="0" b="0"/>
+            <wp:docPr id="12" name="Picture 12"/>
+            <wp:cNvGraphicFramePr>
+              <a:graphicFrameLocks xmlns:a="http://schemas.openxmlformats.org/drawingml/2006/main" noChangeAspect="1"/>
+            </wp:cNvGraphicFramePr>
+            <a:graphic xmlns:a="http://schemas.openxmlformats.org/drawingml/2006/main">
+              <a:graphicData uri="http://schemas.openxmlformats.org/drawingml/2006/picture">
+                <pic:pic xmlns:pic="http://schemas.openxmlformats.org/drawingml/2006/picture">
+                  <pic:nvPicPr>
+                    <pic:cNvPr id="12" name="Picture 12"/>
+                    <pic:cNvPicPr/>
+                  </pic:nvPicPr>
+                  <pic:blipFill>
+                    <a:blip r:embed="rId16">
+                      <a:extLst>
+                        <a:ext uri="{28A0092B-C50C-407E-A947-70E740481C1C}">
+                          <a14:useLocalDpi xmlns:a14="http://schemas.microsoft.com/office/drawing/2010/main" val="0"/>
+                        </a:ext>
+                      </a:extLst>
+                    </a:blip>
+                    <a:stretch>
+                      <a:fillRect/>
+                    </a:stretch>
+                  </pic:blipFill>
+                  <pic:spPr>
+                    <a:xfrm>
+                      <a:off x="0" y="0"/>
+                      <a:ext cx="2857899" cy="590632"/>
+                    </a:xfrm>
+                    <a:prstGeom prst="rect">
+                      <a:avLst/>
+                    </a:prstGeom>
+                  </pic:spPr>
+                </pic:pic>
+              </a:graphicData>
+            </a:graphic>
+          </wp:inline>
+        </w:drawing>
+      </w:r>
+    </w:p>
+    <w:p>
+      <w:pPr>
+        <w:pStyle w:val="ListParagraph"/>
+        <w:numPr>
+          <w:ilvl w:val="0"/>
+          <w:numId w:val="1"/>
+        </w:numPr>
+        <w:rPr>
+          <w:lang w:val="en-US"/>
+        </w:rPr>
+      </w:pPr>
+      <w:r>
+        <w:rPr>
+          <w:rFonts w:ascii="Poppins" w:hAnsi="Poppins" w:cs="Poppins"/>
+          <w:color w:val="212529"/>
+          <w:sz w:val="23"/>
+          <w:szCs w:val="23"/>
+          <w:shd w:val="clear" w:color="auto" w:fill="FFFFFF"/>
+        </w:rPr>
+        <w:t>List all departments in Upper Case Format</w:t>
+      </w:r>
+    </w:p>
+    <w:p>
+      <w:pPr>
+        <w:pStyle w:val="ListParagraph"/>
+        <w:rPr>
+          <w:rFonts w:ascii="Poppins" w:hAnsi="Poppins" w:cs="Poppins"/>
+          <w:color w:val="212529"/>
+          <w:sz w:val="23"/>
+          <w:szCs w:val="23"/>
+          <w:shd w:val="clear" w:color="auto" w:fill="FFFFFF"/>
+        </w:rPr>
+      </w:pPr>
+    </w:p>
+    <w:p>
+      <w:pPr>
+        <w:pStyle w:val="ListParagraph"/>
+        <w:rPr>
+          <w:lang w:val="en-US"/>
+        </w:rPr>
+      </w:pPr>
+      <w:r>
+        <w:rPr>
+          <w:lang w:val="en-US"/>
+        </w:rPr>
+        <w:t>SELECT UPPER(Dept)FROM Employee__56;</w:t>
+      </w:r>
+    </w:p>
+    <w:p>
+      <w:pPr>
+        <w:pStyle w:val="ListParagraph"/>
+        <w:rPr>
+          <w:lang w:val="en-US"/>
+        </w:rPr>
+      </w:pPr>
+    </w:p>
+    <w:p>
+      <w:pPr>
+        <w:pStyle w:val="ListParagraph"/>
+        <w:rPr>
+          <w:lang w:val="en-US"/>
+        </w:rPr>
+      </w:pPr>
+      <w:proofErr w:type="gramStart"/>
+      <w:r>
+        <w:rPr>
+          <w:lang w:val="en-US"/>
+        </w:rPr>
+        <w:t>Output :</w:t>
+      </w:r>
+      <w:proofErr w:type="gramEnd"/>
+    </w:p>
+    <w:p>
+      <w:pPr>
+        <w:pStyle w:val="ListParagraph"/>
+        <w:rPr>
+          <w:lang w:val="en-US"/>
+        </w:rPr>
+      </w:pPr>
+    </w:p>
+    <w:p>
+      <w:pPr>
+        <w:pStyle w:val="ListParagraph"/>
+        <w:rPr>
+          <w:lang w:val="en-US"/>
+        </w:rPr>
+      </w:pPr>
+      <w:r>
+        <w:rPr>
+          <w:noProof/>
+          <w:lang w:val="en-US"/>
+        </w:rPr>
+        <w:drawing>
+          <wp:inline distT="0" distB="0" distL="0" distR="0" wp14:anchorId="0822693E" wp14:editId="0BB43095">
+            <wp:extent cx="1476581" cy="1190791"/>
+            <wp:effectExtent l="0" t="0" r="9525" b="9525"/>
+            <wp:docPr id="13" name="Picture 13"/>
+            <wp:cNvGraphicFramePr>
+              <a:graphicFrameLocks xmlns:a="http://schemas.openxmlformats.org/drawingml/2006/main" noChangeAspect="1"/>
+            </wp:cNvGraphicFramePr>
+            <a:graphic xmlns:a="http://schemas.openxmlformats.org/drawingml/2006/main">
+              <a:graphicData uri="http://schemas.openxmlformats.org/drawingml/2006/picture">
+                <pic:pic xmlns:pic="http://schemas.openxmlformats.org/drawingml/2006/picture">
+                  <pic:nvPicPr>
+                    <pic:cNvPr id="13" name="Picture 13"/>
+                    <pic:cNvPicPr/>
+                  </pic:nvPicPr>
+                  <pic:blipFill>
+                    <a:blip r:embed="rId17">
+                      <a:extLst>
+                        <a:ext uri="{28A0092B-C50C-407E-A947-70E740481C1C}">
+                          <a14:useLocalDpi xmlns:a14="http://schemas.microsoft.com/office/drawing/2010/main" val="0"/>
+                        </a:ext>
+                      </a:extLst>
+                    </a:blip>
+                    <a:stretch>
+                      <a:fillRect/>
+                    </a:stretch>
+                  </pic:blipFill>
+                  <pic:spPr>
+                    <a:xfrm>
+                      <a:off x="0" y="0"/>
+                      <a:ext cx="1476581" cy="1190791"/>
+                    </a:xfrm>
+                    <a:prstGeom prst="rect">
+                      <a:avLst/>
+                    </a:prstGeom>
+                  </pic:spPr>
+                </pic:pic>
+              </a:graphicData>
+            </a:graphic>
+          </wp:inline>
+        </w:drawing>
+      </w:r>
+    </w:p>
+    <w:p>
+      <w:pPr>
+        <w:pStyle w:val="ListParagraph"/>
+        <w:rPr>
+          <w:lang w:val="en-US"/>
+        </w:rPr>
+      </w:pPr>
+    </w:p>
+    <w:p>
+      <w:pPr>
+        <w:pStyle w:val="ListParagraph"/>
+        <w:numPr>
+          <w:ilvl w:val="0"/>
+          <w:numId w:val="1"/>
+        </w:numPr>
+        <w:rPr>
+          <w:lang w:val="en-US"/>
+        </w:rPr>
+      </w:pPr>
+      <w:r>
+        <w:rPr>
+          <w:rFonts w:ascii="Poppins" w:hAnsi="Poppins" w:cs="Poppins"/>
+          <w:color w:val="212529"/>
+          <w:sz w:val="23"/>
+          <w:szCs w:val="23"/>
+          <w:shd w:val="clear" w:color="auto" w:fill="FFFFFF"/>
+        </w:rPr>
+        <w:t>List the employee details whose department starts with 'M', with the 3rd letter as 'r', and containing the substring '</w:t>
+      </w:r>
+      <w:proofErr w:type="spellStart"/>
+      <w:r>
+        <w:rPr>
+          <w:rFonts w:ascii="Poppins" w:hAnsi="Poppins" w:cs="Poppins"/>
+          <w:color w:val="212529"/>
+          <w:sz w:val="23"/>
+          <w:szCs w:val="23"/>
+          <w:shd w:val="clear" w:color="auto" w:fill="FFFFFF"/>
+        </w:rPr>
+        <w:t>ket</w:t>
+      </w:r>
+      <w:proofErr w:type="spellEnd"/>
+      <w:r>
+        <w:rPr>
+          <w:rFonts w:ascii="Poppins" w:hAnsi="Poppins" w:cs="Poppins"/>
+          <w:color w:val="212529"/>
+          <w:sz w:val="23"/>
+          <w:szCs w:val="23"/>
+          <w:shd w:val="clear" w:color="auto" w:fill="FFFFFF"/>
+        </w:rPr>
+        <w:t>':</w:t>
+      </w:r>
+    </w:p>
+    <w:p>
+      <w:pPr>
+        <w:pStyle w:val="ListParagraph"/>
+        <w:rPr>
+          <w:rFonts w:ascii="Poppins" w:hAnsi="Poppins" w:cs="Poppins"/>
+          <w:color w:val="212529"/>
+          <w:sz w:val="23"/>
+          <w:szCs w:val="23"/>
+          <w:shd w:val="clear" w:color="auto" w:fill="FFFFFF"/>
+        </w:rPr>
+      </w:pPr>
+    </w:p>
+    <w:p>
+      <w:pPr>
+        <w:pStyle w:val="ListParagraph"/>
+        <w:rPr>
+          <w:lang w:val="en-US"/>
+        </w:rPr>
+      </w:pPr>
+      <w:r>
+        <w:rPr>
+          <w:lang w:val="en-US"/>
+        </w:rPr>
+        <w:lastRenderedPageBreak/>
+        <w:t>SELECT * FROM Employee__56 WHERE UPPER(Dept)LIKE 'M_R%' AND UPPER(Dept) LIKE '%KET%';</w:t>
+      </w:r>
+    </w:p>
+    <w:p>
+      <w:pPr>
+        <w:pStyle w:val="ListParagraph"/>
+        <w:rPr>
+          <w:lang w:val="en-US"/>
+        </w:rPr>
+      </w:pPr>
+    </w:p>
+    <w:p>
+      <w:pPr>
+        <w:pStyle w:val="ListParagraph"/>
+        <w:rPr>
+          <w:lang w:val="en-US"/>
+        </w:rPr>
+      </w:pPr>
+      <w:proofErr w:type="gramStart"/>
+      <w:r>
+        <w:rPr>
+          <w:lang w:val="en-US"/>
+        </w:rPr>
+        <w:t>Output :</w:t>
+      </w:r>
+      <w:proofErr w:type="gramEnd"/>
+    </w:p>
+    <w:p>
+      <w:pPr>
+        <w:pStyle w:val="ListParagraph"/>
+        <w:rPr>
+          <w:lang w:val="en-US"/>
+        </w:rPr>
+      </w:pPr>
+    </w:p>
+    <w:p>
+      <w:pPr>
+        <w:pStyle w:val="ListParagraph"/>
+        <w:rPr>
+          <w:lang w:val="en-US"/>
+        </w:rPr>
+      </w:pPr>
+      <w:r>
+        <w:rPr>
+          <w:noProof/>
+          <w:lang w:val="en-US"/>
+        </w:rPr>
+        <w:drawing>
+          <wp:inline distT="0" distB="0" distL="0" distR="0" wp14:anchorId="3BAA986D" wp14:editId="7B3A381C">
+            <wp:extent cx="3124636" cy="514422"/>
+            <wp:effectExtent l="0" t="0" r="0" b="0"/>
+            <wp:docPr id="14" name="Picture 14"/>
+            <wp:cNvGraphicFramePr>
+              <a:graphicFrameLocks xmlns:a="http://schemas.openxmlformats.org/drawingml/2006/main" noChangeAspect="1"/>
+            </wp:cNvGraphicFramePr>
+            <a:graphic xmlns:a="http://schemas.openxmlformats.org/drawingml/2006/main">
+              <a:graphicData uri="http://schemas.openxmlformats.org/drawingml/2006/picture">
+                <pic:pic xmlns:pic="http://schemas.openxmlformats.org/drawingml/2006/picture">
+                  <pic:nvPicPr>
+                    <pic:cNvPr id="14" name="Picture 14"/>
+                    <pic:cNvPicPr/>
+                  </pic:nvPicPr>
+                  <pic:blipFill>
+                    <a:blip r:embed="rId18">
+                      <a:extLst>
+                        <a:ext uri="{28A0092B-C50C-407E-A947-70E740481C1C}">
+                          <a14:useLocalDpi xmlns:a14="http://schemas.microsoft.com/office/drawing/2010/main" val="0"/>
+                        </a:ext>
+                      </a:extLst>
+                    </a:blip>
+                    <a:stretch>
+                      <a:fillRect/>
+                    </a:stretch>
+                  </pic:blipFill>
+                  <pic:spPr>
+                    <a:xfrm>
+                      <a:off x="0" y="0"/>
+                      <a:ext cx="3124636" cy="514422"/>
+                    </a:xfrm>
+                    <a:prstGeom prst="rect">
+                      <a:avLst/>
+                    </a:prstGeom>
+                  </pic:spPr>
+                </pic:pic>
+              </a:graphicData>
+            </a:graphic>
+          </wp:inline>
+        </w:drawing>
+      </w:r>
+    </w:p>
+    <w:p>
+      <w:pPr>
+        <w:pStyle w:val="ListParagraph"/>
+        <w:rPr>
+          <w:lang w:val="en-US"/>
+        </w:rPr>
+      </w:pPr>
+    </w:p>
+    <w:p>
+      <w:pPr>
+        <w:pStyle w:val="ListParagraph"/>
+        <w:numPr>
+          <w:ilvl w:val="0"/>
+          <w:numId w:val="1"/>
+        </w:numPr>
+        <w:rPr>
+          <w:lang w:val="en-US"/>
+        </w:rPr>
+      </w:pPr>
+      <w:r>
+        <w:rPr>
+          <w:rFonts w:ascii="Poppins" w:hAnsi="Poppins" w:cs="Poppins"/>
+          <w:color w:val="212529"/>
+          <w:sz w:val="23"/>
+          <w:szCs w:val="23"/>
+          <w:shd w:val="clear" w:color="auto" w:fill="FFFFFF"/>
+        </w:rPr>
+        <w:t>List all departments in reverse in uppercase format (avoid duplicates)</w:t>
+      </w:r>
+    </w:p>
+    <w:p>
+      <w:pPr>
+        <w:pStyle w:val="ListParagraph"/>
+        <w:rPr>
+          <w:rFonts w:ascii="Poppins" w:hAnsi="Poppins" w:cs="Poppins"/>
+          <w:color w:val="212529"/>
+          <w:sz w:val="23"/>
+          <w:szCs w:val="23"/>
+          <w:shd w:val="clear" w:color="auto" w:fill="FFFFFF"/>
+        </w:rPr>
+      </w:pPr>
+    </w:p>
+    <w:p>
+      <w:pPr>
+        <w:pStyle w:val="ListParagraph"/>
+        <w:rPr>
+          <w:lang w:val="en-US"/>
+        </w:rPr>
+      </w:pPr>
+      <w:r>
+        <w:rPr>
+          <w:lang w:val="en-US"/>
+        </w:rPr>
+        <w:t xml:space="preserve">SELECT distinct </w:t>
+      </w:r>
+      <w:proofErr w:type="gramStart"/>
+      <w:r>
+        <w:rPr>
+          <w:lang w:val="en-US"/>
+        </w:rPr>
+        <w:t>reverse(</w:t>
+      </w:r>
+      <w:proofErr w:type="gramEnd"/>
+      <w:r>
+        <w:rPr>
+          <w:lang w:val="en-US"/>
+        </w:rPr>
+        <w:t>UPPER(Dept))FROM Employee__56;</w:t>
+      </w:r>
+    </w:p>
+    <w:p>
+      <w:pPr>
+        <w:pStyle w:val="ListParagraph"/>
+        <w:rPr>
+          <w:lang w:val="en-US"/>
+        </w:rPr>
+      </w:pPr>
+    </w:p>
+    <w:p>
+      <w:pPr>
+        <w:pStyle w:val="ListParagraph"/>
+        <w:rPr>
+          <w:lang w:val="en-US"/>
+        </w:rPr>
+      </w:pPr>
+      <w:proofErr w:type="gramStart"/>
+      <w:r>
+        <w:rPr>
+          <w:lang w:val="en-US"/>
+        </w:rPr>
+        <w:t>Output :</w:t>
+      </w:r>
+      <w:proofErr w:type="gramEnd"/>
+    </w:p>
+    <w:p>
+      <w:pPr>
+        <w:pStyle w:val="ListParagraph"/>
+        <w:rPr>
+          <w:lang w:val="en-US"/>
+        </w:rPr>
+      </w:pPr>
+    </w:p>
+    <w:p>
+      <w:pPr>
+        <w:pStyle w:val="ListParagraph"/>
+        <w:rPr>
+          <w:lang w:val="en-US"/>
+        </w:rPr>
+      </w:pPr>
+      <w:r>
+        <w:rPr>
+          <w:noProof/>
+          <w:lang w:val="en-US"/>
+        </w:rPr>
+        <w:drawing>
+          <wp:inline distT="0" distB="0" distL="0" distR="0" wp14:anchorId="17E7B4B4" wp14:editId="7A22BB8D">
+            <wp:extent cx="1876687" cy="1076475"/>
+            <wp:effectExtent l="0" t="0" r="9525" b="9525"/>
+            <wp:docPr id="15" name="Picture 15"/>
+            <wp:cNvGraphicFramePr>
+              <a:graphicFrameLocks xmlns:a="http://schemas.openxmlformats.org/drawingml/2006/main" noChangeAspect="1"/>
+            </wp:cNvGraphicFramePr>
+            <a:graphic xmlns:a="http://schemas.openxmlformats.org/drawingml/2006/main">
+              <a:graphicData uri="http://schemas.openxmlformats.org/drawingml/2006/picture">
+                <pic:pic xmlns:pic="http://schemas.openxmlformats.org/drawingml/2006/picture">
+                  <pic:nvPicPr>
+                    <pic:cNvPr id="15" name="Picture 15"/>
+                    <pic:cNvPicPr/>
+                  </pic:nvPicPr>
+                  <pic:blipFill>
+                    <a:blip r:embed="rId19">
+                      <a:extLst>
+                        <a:ext uri="{28A0092B-C50C-407E-A947-70E740481C1C}">
+                          <a14:useLocalDpi xmlns:a14="http://schemas.microsoft.com/office/drawing/2010/main" val="0"/>
+                        </a:ext>
+                      </a:extLst>
+                    </a:blip>
+                    <a:stretch>
+                      <a:fillRect/>
+                    </a:stretch>
+                  </pic:blipFill>
+                  <pic:spPr>
+                    <a:xfrm>
+                      <a:off x="0" y="0"/>
+                      <a:ext cx="1876687" cy="1076475"/>
+                    </a:xfrm>
+                    <a:prstGeom prst="rect">
+                      <a:avLst/>
+                    </a:prstGeom>
+                  </pic:spPr>
+                </pic:pic>
+              </a:graphicData>
+            </a:graphic>
+          </wp:inline>
+        </w:drawing>
+      </w:r>
     </w:p>
     <w:p>
       <w:pPr>
